--- a/templates/sanitized/bank-cov-arch.marked.docx
+++ b/templates/sanitized/bank-cov-arch.marked.docx
@@ -44,7 +44,7 @@
                   <wp:posOffset>4781550</wp:posOffset>
                 </wp:positionH>
                 <wp:positionV relativeFrom="paragraph">
-                  <wp:posOffset>248920</wp:posOffset>
+                  <wp:posOffset>3810</wp:posOffset>
                 </wp:positionV>
                 <wp:extent cx="5886450" cy="466725"/>
                 <wp:effectExtent l="0" t="0" r="0" b="0"/>
@@ -118,7 +118,7 @@
                   <wp:posOffset>4286250</wp:posOffset>
                 </wp:positionH>
                 <wp:positionV relativeFrom="paragraph">
-                  <wp:posOffset>1424940</wp:posOffset>
+                  <wp:posOffset>1278890</wp:posOffset>
                 </wp:positionV>
                 <wp:extent cx="2562225" cy="466725"/>
                 <wp:effectExtent l="0" t="0" r="0" b="0"/>
@@ -273,7 +273,7 @@
                   <wp:posOffset>4267200</wp:posOffset>
                 </wp:positionH>
                 <wp:positionV relativeFrom="paragraph">
-                  <wp:posOffset>2324100</wp:posOffset>
+                  <wp:posOffset>2202815</wp:posOffset>
                 </wp:positionV>
                 <wp:extent cx="5886450" cy="466725"/>
                 <wp:effectExtent l="0" t="0" r="0" b="0"/>
@@ -356,7 +356,7 @@
                   <wp:align>right</wp:align>
                 </wp:positionH>
                 <wp:positionV relativeFrom="paragraph">
-                  <wp:posOffset>1868805</wp:posOffset>
+                  <wp:posOffset>1737995</wp:posOffset>
                 </wp:positionV>
                 <wp:extent cx="9010650" cy="466725"/>
                 <wp:effectExtent l="0" t="0" r="0" b="0"/>
@@ -488,7 +488,7 @@
                   <wp:posOffset>4238625</wp:posOffset>
                 </wp:positionH>
                 <wp:positionV relativeFrom="paragraph">
-                  <wp:posOffset>971550</wp:posOffset>
+                  <wp:posOffset>812165</wp:posOffset>
                 </wp:positionV>
                 <wp:extent cx="5886450" cy="466725"/>
                 <wp:effectExtent l="0" t="0" r="0" b="0"/>
@@ -619,7 +619,7 @@
                   <wp:posOffset>4248150</wp:posOffset>
                 </wp:positionH>
                 <wp:positionV relativeFrom="paragraph">
-                  <wp:posOffset>525780</wp:posOffset>
+                  <wp:posOffset>375920</wp:posOffset>
                 </wp:positionV>
                 <wp:extent cx="9182100" cy="466725"/>
                 <wp:effectExtent l="0" t="0" r="0" b="0"/>
@@ -730,7 +730,7 @@
                   <wp:posOffset>4267200</wp:posOffset>
                 </wp:positionH>
                 <wp:positionV relativeFrom="paragraph">
-                  <wp:posOffset>87630</wp:posOffset>
+                  <wp:posOffset>-90805</wp:posOffset>
                 </wp:positionV>
                 <wp:extent cx="9258300" cy="466725"/>
                 <wp:effectExtent l="0" t="0" r="0" b="0"/>
